--- a/statics/3.DartMouth/creativework.docx
+++ b/statics/3.DartMouth/creativework.docx
@@ -72,17 +72,6 @@
         <w:ind w:firstLineChars="200" w:firstLine="492"/>
         <w:jc w:val="center"/>
         <w:rPr>
-          <w:rFonts w:ascii="Georgia" w:hAnsi="Georgia" w:hint="eastAsia"/>
-          <w:color w:val="000000" w:themeColor="text1"/>
-          <w:spacing w:val="3"/>
-          <w:sz w:val="24"/>
-          <w:szCs w:val="21"/>
-          <w:shd w:val="clear" w:color="auto" w:fill="FFFFFF"/>
-        </w:rPr>
-      </w:pPr>
-      <w:proofErr w:type="spellStart"/>
-      <w:r>
-        <w:rPr>
           <w:rFonts w:ascii="Georgia" w:hAnsi="Georgia"/>
           <w:color w:val="000000" w:themeColor="text1"/>
           <w:spacing w:val="3"/>
@@ -90,9 +79,18 @@
           <w:szCs w:val="21"/>
           <w:shd w:val="clear" w:color="auto" w:fill="FFFFFF"/>
         </w:rPr>
-        <w:t>Appliant</w:t>
-      </w:r>
-      <w:proofErr w:type="spellEnd"/>
+      </w:pPr>
+      <w:r>
+        <w:rPr>
+          <w:rFonts w:ascii="Georgia" w:hAnsi="Georgia"/>
+          <w:color w:val="000000" w:themeColor="text1"/>
+          <w:spacing w:val="3"/>
+          <w:sz w:val="24"/>
+          <w:szCs w:val="21"/>
+          <w:shd w:val="clear" w:color="auto" w:fill="FFFFFF"/>
+        </w:rPr>
+        <w:t>Applicant</w:t>
+      </w:r>
       <w:r>
         <w:rPr>
           <w:rFonts w:ascii="Georgia" w:hAnsi="Georgia"/>
@@ -239,16 +237,14 @@
         </w:rPr>
         <w:t xml:space="preserve">You can freely rotate the camera with </w:t>
       </w:r>
-      <w:proofErr w:type="spellStart"/>
       <w:r>
         <w:rPr>
           <w:rFonts w:ascii="Times New Roman" w:hAnsi="Times New Roman" w:cs="Times New Roman"/>
           <w:sz w:val="24"/>
           <w:szCs w:val="24"/>
         </w:rPr>
-        <w:t>arrowkeys</w:t>
-      </w:r>
-      <w:proofErr w:type="spellEnd"/>
+        <w:t>arrow keys</w:t>
+      </w:r>
       <w:r>
         <w:rPr>
           <w:rFonts w:ascii="Times New Roman" w:hAnsi="Times New Roman" w:cs="Times New Roman"/>
@@ -323,7 +319,7 @@
         <w:pStyle w:val="a3"/>
         <w:ind w:left="360" w:firstLineChars="0" w:firstLine="0"/>
         <w:rPr>
-          <w:rFonts w:ascii="Times New Roman" w:hAnsi="Times New Roman" w:cs="Times New Roman" w:hint="eastAsia"/>
+          <w:rFonts w:ascii="Times New Roman" w:hAnsi="Times New Roman" w:cs="Times New Roman"/>
           <w:sz w:val="24"/>
         </w:rPr>
       </w:pPr>
@@ -460,7 +456,7 @@
         <w:pStyle w:val="a3"/>
         <w:ind w:left="360" w:firstLineChars="0" w:firstLine="240"/>
         <w:rPr>
-          <w:rFonts w:ascii="Times New Roman" w:hAnsi="Times New Roman" w:cs="Times New Roman" w:hint="eastAsia"/>
+          <w:rFonts w:ascii="Times New Roman" w:hAnsi="Times New Roman" w:cs="Times New Roman"/>
           <w:sz w:val="24"/>
         </w:rPr>
       </w:pPr>
@@ -544,7 +540,7 @@
         </w:numPr>
         <w:ind w:firstLineChars="0"/>
         <w:rPr>
-          <w:rFonts w:ascii="Times New Roman" w:hAnsi="Times New Roman" w:cs="Times New Roman" w:hint="eastAsia"/>
+          <w:rFonts w:ascii="Times New Roman" w:hAnsi="Times New Roman" w:cs="Times New Roman"/>
           <w:sz w:val="24"/>
         </w:rPr>
       </w:pPr>
@@ -622,49 +618,47 @@
     <w:p>
       <w:pPr>
         <w:rPr>
-          <w:rFonts w:ascii="Times New Roman" w:hAnsi="Times New Roman" w:cs="Times New Roman" w:hint="eastAsia"/>
-          <w:sz w:val="24"/>
-        </w:rPr>
-      </w:pPr>
-      <w:bookmarkStart w:id="0" w:name="_GoBack"/>
-      <w:bookmarkEnd w:id="0"/>
-    </w:p>
-    <w:p>
-      <w:pPr>
-        <w:rPr>
-          <w:rFonts w:ascii="Times New Roman" w:hAnsi="Times New Roman" w:cs="Times New Roman" w:hint="eastAsia"/>
-          <w:sz w:val="24"/>
-        </w:rPr>
-      </w:pPr>
-    </w:p>
-    <w:p>
-      <w:pPr>
-        <w:rPr>
-          <w:rFonts w:ascii="Times New Roman" w:hAnsi="Times New Roman" w:cs="Times New Roman" w:hint="eastAsia"/>
-          <w:sz w:val="24"/>
-        </w:rPr>
-      </w:pPr>
-    </w:p>
-    <w:p>
-      <w:pPr>
-        <w:rPr>
-          <w:rFonts w:ascii="Times New Roman" w:hAnsi="Times New Roman" w:cs="Times New Roman" w:hint="eastAsia"/>
-          <w:sz w:val="24"/>
-        </w:rPr>
-      </w:pPr>
-    </w:p>
-    <w:p>
-      <w:pPr>
-        <w:rPr>
-          <w:rFonts w:ascii="Times New Roman" w:hAnsi="Times New Roman" w:cs="Times New Roman" w:hint="eastAsia"/>
-          <w:sz w:val="24"/>
-        </w:rPr>
-      </w:pPr>
-    </w:p>
-    <w:p>
-      <w:pPr>
-        <w:rPr>
-          <w:rFonts w:ascii="Times New Roman" w:hAnsi="Times New Roman" w:cs="Times New Roman" w:hint="eastAsia"/>
+          <w:rFonts w:ascii="Times New Roman" w:hAnsi="Times New Roman" w:cs="Times New Roman"/>
+          <w:sz w:val="24"/>
+        </w:rPr>
+      </w:pPr>
+    </w:p>
+    <w:p>
+      <w:pPr>
+        <w:rPr>
+          <w:rFonts w:ascii="Times New Roman" w:hAnsi="Times New Roman" w:cs="Times New Roman"/>
+          <w:sz w:val="24"/>
+        </w:rPr>
+      </w:pPr>
+    </w:p>
+    <w:p>
+      <w:pPr>
+        <w:rPr>
+          <w:rFonts w:ascii="Times New Roman" w:hAnsi="Times New Roman" w:cs="Times New Roman"/>
+          <w:sz w:val="24"/>
+        </w:rPr>
+      </w:pPr>
+    </w:p>
+    <w:p>
+      <w:pPr>
+        <w:rPr>
+          <w:rFonts w:ascii="Times New Roman" w:hAnsi="Times New Roman" w:cs="Times New Roman"/>
+          <w:sz w:val="24"/>
+        </w:rPr>
+      </w:pPr>
+    </w:p>
+    <w:p>
+      <w:pPr>
+        <w:rPr>
+          <w:rFonts w:ascii="Times New Roman" w:hAnsi="Times New Roman" w:cs="Times New Roman"/>
+          <w:sz w:val="24"/>
+        </w:rPr>
+      </w:pPr>
+    </w:p>
+    <w:p>
+      <w:pPr>
+        <w:rPr>
+          <w:rFonts w:ascii="Times New Roman" w:hAnsi="Times New Roman" w:cs="Times New Roman"/>
           <w:sz w:val="24"/>
         </w:rPr>
       </w:pPr>
@@ -688,8 +682,210 @@
           <w:sz w:val="24"/>
         </w:rPr>
         <w:lastRenderedPageBreak/>
-        <w:t>Photoshop</w:t>
-      </w:r>
+        <w:t>LOGO design for SEIEE Student Union</w:t>
+      </w:r>
+    </w:p>
+    <w:p>
+      <w:pPr>
+        <w:pStyle w:val="a3"/>
+        <w:ind w:left="360"/>
+        <w:rPr>
+          <w:rFonts w:ascii="Times New Roman" w:hAnsi="Times New Roman" w:cs="Times New Roman"/>
+          <w:sz w:val="24"/>
+        </w:rPr>
+      </w:pPr>
+      <w:r>
+        <w:rPr>
+          <w:noProof/>
+        </w:rPr>
+        <w:drawing>
+          <wp:anchor distT="0" distB="0" distL="114300" distR="114300" simplePos="0" relativeHeight="251659264" behindDoc="1" locked="0" layoutInCell="1" allowOverlap="1">
+            <wp:simplePos x="0" y="0"/>
+            <wp:positionH relativeFrom="column">
+              <wp:posOffset>3324225</wp:posOffset>
+            </wp:positionH>
+            <wp:positionV relativeFrom="paragraph">
+              <wp:posOffset>11430</wp:posOffset>
+            </wp:positionV>
+            <wp:extent cx="2305050" cy="2686050"/>
+            <wp:effectExtent l="0" t="0" r="0" b="0"/>
+            <wp:wrapTight wrapText="bothSides">
+              <wp:wrapPolygon edited="0">
+                <wp:start x="0" y="0"/>
+                <wp:lineTo x="0" y="21447"/>
+                <wp:lineTo x="21421" y="21447"/>
+                <wp:lineTo x="21421" y="0"/>
+                <wp:lineTo x="0" y="0"/>
+              </wp:wrapPolygon>
+            </wp:wrapTight>
+            <wp:docPr id="4" name="图片 4"/>
+            <wp:cNvGraphicFramePr>
+              <a:graphicFrameLocks xmlns:a="http://schemas.openxmlformats.org/drawingml/2006/main" noChangeAspect="1"/>
+            </wp:cNvGraphicFramePr>
+            <a:graphic xmlns:a="http://schemas.openxmlformats.org/drawingml/2006/main">
+              <a:graphicData uri="http://schemas.openxmlformats.org/drawingml/2006/picture">
+                <pic:pic xmlns:pic="http://schemas.openxmlformats.org/drawingml/2006/picture">
+                  <pic:nvPicPr>
+                    <pic:cNvPr id="1" name=""/>
+                    <pic:cNvPicPr/>
+                  </pic:nvPicPr>
+                  <pic:blipFill>
+                    <a:blip r:embed="rId7">
+                      <a:extLst>
+                        <a:ext uri="{28A0092B-C50C-407E-A947-70E740481C1C}">
+                          <a14:useLocalDpi xmlns:a14="http://schemas.microsoft.com/office/drawing/2010/main" val="0"/>
+                        </a:ext>
+                      </a:extLst>
+                    </a:blip>
+                    <a:stretch>
+                      <a:fillRect/>
+                    </a:stretch>
+                  </pic:blipFill>
+                  <pic:spPr>
+                    <a:xfrm>
+                      <a:off x="0" y="0"/>
+                      <a:ext cx="2305050" cy="2686050"/>
+                    </a:xfrm>
+                    <a:prstGeom prst="rect">
+                      <a:avLst/>
+                    </a:prstGeom>
+                  </pic:spPr>
+                </pic:pic>
+              </a:graphicData>
+            </a:graphic>
+          </wp:anchor>
+        </w:drawing>
+      </w:r>
+      <w:r>
+        <w:rPr>
+          <w:rFonts w:ascii="Times New Roman" w:hAnsi="Times New Roman" w:cs="Times New Roman" w:hint="eastAsia"/>
+          <w:sz w:val="24"/>
+        </w:rPr>
+        <w:t xml:space="preserve">I have worked in the </w:t>
+      </w:r>
+      <w:r>
+        <w:rPr>
+          <w:rFonts w:ascii="Times New Roman" w:hAnsi="Times New Roman" w:cs="Times New Roman"/>
+          <w:sz w:val="24"/>
+        </w:rPr>
+        <w:t>Designing De</w:t>
+      </w:r>
+      <w:r>
+        <w:rPr>
+          <w:rFonts w:ascii="Times New Roman" w:hAnsi="Times New Roman" w:cs="Times New Roman"/>
+          <w:sz w:val="24"/>
+        </w:rPr>
+        <w:t xml:space="preserve">partment of </w:t>
+      </w:r>
+      <w:r>
+        <w:rPr>
+          <w:rFonts w:ascii="Times New Roman" w:hAnsi="Times New Roman" w:cs="Times New Roman"/>
+          <w:sz w:val="24"/>
+        </w:rPr>
+        <w:t xml:space="preserve">SEIEE (School of Electronics, Information and Electrical </w:t>
+      </w:r>
+      <w:r>
+        <w:rPr>
+          <w:rFonts w:ascii="Times New Roman" w:hAnsi="Times New Roman" w:cs="Times New Roman"/>
+          <w:sz w:val="24"/>
+        </w:rPr>
+        <w:t>Engineering</w:t>
+      </w:r>
+      <w:r>
+        <w:rPr>
+          <w:rFonts w:ascii="Times New Roman" w:hAnsi="Times New Roman" w:cs="Times New Roman"/>
+          <w:sz w:val="24"/>
+        </w:rPr>
+        <w:t>)</w:t>
+      </w:r>
+      <w:r>
+        <w:rPr>
+          <w:rFonts w:ascii="Times New Roman" w:hAnsi="Times New Roman" w:cs="Times New Roman"/>
+          <w:sz w:val="24"/>
+        </w:rPr>
+        <w:t>. The right picture is the l</w:t>
+      </w:r>
+      <w:r>
+        <w:rPr>
+          <w:rFonts w:ascii="Times New Roman" w:hAnsi="Times New Roman" w:cs="Times New Roman"/>
+          <w:sz w:val="24"/>
+        </w:rPr>
+        <w:t xml:space="preserve">ogo I designed as their </w:t>
+      </w:r>
+      <w:r>
+        <w:rPr>
+          <w:rFonts w:ascii="Times New Roman" w:hAnsi="Times New Roman" w:cs="Times New Roman"/>
+          <w:sz w:val="24"/>
+        </w:rPr>
+        <w:t xml:space="preserve">new logo for the year of </w:t>
+      </w:r>
+      <w:r>
+        <w:rPr>
+          <w:rFonts w:ascii="Times New Roman" w:hAnsi="Times New Roman" w:cs="Times New Roman"/>
+          <w:sz w:val="24"/>
+        </w:rPr>
+        <w:t>2014</w:t>
+      </w:r>
+      <w:r>
+        <w:rPr>
+          <w:rFonts w:ascii="Times New Roman" w:hAnsi="Times New Roman" w:cs="Times New Roman"/>
+          <w:sz w:val="24"/>
+        </w:rPr>
+        <w:t>.</w:t>
+      </w:r>
+      <w:r>
+        <w:rPr>
+          <w:rFonts w:ascii="Times New Roman" w:hAnsi="Times New Roman" w:cs="Times New Roman"/>
+          <w:sz w:val="24"/>
+        </w:rPr>
+        <w:t xml:space="preserve"> I used Photoshop to design this logo.</w:t>
+      </w:r>
+      <w:r>
+        <w:rPr>
+          <w:rFonts w:ascii="Times New Roman" w:hAnsi="Times New Roman" w:cs="Times New Roman"/>
+          <w:sz w:val="24"/>
+        </w:rPr>
+        <w:t xml:space="preserve"> It was not chosen as the final version, but my design has been innovative and impressive.</w:t>
+      </w:r>
+    </w:p>
+    <w:p>
+      <w:pPr>
+        <w:pStyle w:val="a3"/>
+        <w:ind w:left="360" w:firstLineChars="0" w:firstLine="480"/>
+        <w:rPr>
+          <w:rFonts w:ascii="Times New Roman" w:hAnsi="Times New Roman" w:cs="Times New Roman"/>
+          <w:sz w:val="24"/>
+        </w:rPr>
+      </w:pPr>
+      <w:r>
+        <w:rPr>
+          <w:rFonts w:ascii="Times New Roman" w:hAnsi="Times New Roman" w:cs="Times New Roman"/>
+          <w:sz w:val="24"/>
+        </w:rPr>
+        <w:t>2014 is the Chinese “Horse Year”, So I added two symbols to the character “S” to make it like a Chinese character “</w:t>
+      </w:r>
+      <w:r>
+        <w:rPr>
+          <w:rFonts w:ascii="Times New Roman" w:hAnsi="Times New Roman" w:cs="Times New Roman" w:hint="eastAsia"/>
+          <w:sz w:val="24"/>
+        </w:rPr>
+        <w:t>马</w:t>
+      </w:r>
+      <w:r>
+        <w:rPr>
+          <w:rFonts w:ascii="Times New Roman" w:hAnsi="Times New Roman" w:cs="Times New Roman"/>
+          <w:sz w:val="24"/>
+        </w:rPr>
+        <w:t>”, which exactly means horse. I also made the character looks like a light bulb, which means creative and thought provoking.</w:t>
+      </w:r>
+    </w:p>
+    <w:p>
+      <w:pPr>
+        <w:rPr>
+          <w:rFonts w:ascii="Times New Roman" w:hAnsi="Times New Roman" w:cs="Times New Roman"/>
+          <w:sz w:val="24"/>
+        </w:rPr>
+      </w:pPr>
     </w:p>
     <w:p>
       <w:pPr>
@@ -706,11 +902,247 @@
       </w:pPr>
       <w:r>
         <w:rPr>
-          <w:rFonts w:ascii="Times New Roman" w:hAnsi="Times New Roman" w:cs="Times New Roman"/>
-          <w:sz w:val="24"/>
-        </w:rPr>
-        <w:t>Videos</w:t>
-      </w:r>
+          <w:rFonts w:ascii="Times New Roman" w:hAnsi="Times New Roman" w:cs="Times New Roman" w:hint="eastAsia"/>
+          <w:sz w:val="24"/>
+        </w:rPr>
+        <w:t>Background Music and Sound Effect</w:t>
+      </w:r>
+      <w:r>
+        <w:rPr>
+          <w:rFonts w:ascii="Times New Roman" w:hAnsi="Times New Roman" w:cs="Times New Roman"/>
+          <w:sz w:val="24"/>
+        </w:rPr>
+        <w:t xml:space="preserve"> work for high school class </w:t>
+      </w:r>
+      <w:r>
+        <w:rPr>
+          <w:rFonts w:ascii="Times New Roman" w:hAnsi="Times New Roman" w:cs="Times New Roman"/>
+          <w:sz w:val="24"/>
+        </w:rPr>
+        <w:t>stage show</w:t>
+      </w:r>
+    </w:p>
+    <w:p>
+      <w:pPr>
+        <w:pStyle w:val="a3"/>
+        <w:ind w:left="360" w:firstLineChars="0" w:firstLine="480"/>
+        <w:rPr>
+          <w:rFonts w:ascii="Times New Roman" w:hAnsi="Times New Roman" w:cs="Times New Roman" w:hint="eastAsia"/>
+          <w:sz w:val="24"/>
+        </w:rPr>
+      </w:pPr>
+      <w:r>
+        <w:rPr>
+          <w:rFonts w:ascii="Times New Roman" w:hAnsi="Times New Roman" w:cs="Times New Roman"/>
+          <w:sz w:val="24"/>
+        </w:rPr>
+        <w:t>When I was</w:t>
+      </w:r>
+      <w:r>
+        <w:rPr>
+          <w:rFonts w:ascii="Times New Roman" w:hAnsi="Times New Roman" w:cs="Times New Roman"/>
+          <w:sz w:val="24"/>
+        </w:rPr>
+        <w:t xml:space="preserve"> in high school, I pick</w:t>
+      </w:r>
+      <w:r>
+        <w:rPr>
+          <w:rFonts w:ascii="Times New Roman" w:hAnsi="Times New Roman" w:cs="Times New Roman"/>
+          <w:sz w:val="24"/>
+        </w:rPr>
+        <w:t>ed</w:t>
+      </w:r>
+      <w:r>
+        <w:rPr>
+          <w:rFonts w:ascii="Times New Roman" w:hAnsi="Times New Roman" w:cs="Times New Roman"/>
+          <w:sz w:val="24"/>
+        </w:rPr>
+        <w:t xml:space="preserve"> and arranged</w:t>
+      </w:r>
+      <w:r>
+        <w:rPr>
+          <w:rFonts w:ascii="Times New Roman" w:hAnsi="Times New Roman" w:cs="Times New Roman"/>
+          <w:sz w:val="24"/>
+        </w:rPr>
+        <w:t xml:space="preserve"> appropriate background music and sound effect</w:t>
+      </w:r>
+      <w:r>
+        <w:rPr>
+          <w:rFonts w:ascii="Times New Roman" w:hAnsi="Times New Roman" w:cs="Times New Roman"/>
+          <w:sz w:val="24"/>
+        </w:rPr>
+        <w:t>s</w:t>
+      </w:r>
+      <w:r>
+        <w:rPr>
+          <w:rFonts w:ascii="Times New Roman" w:hAnsi="Times New Roman" w:cs="Times New Roman"/>
+          <w:sz w:val="24"/>
+        </w:rPr>
+        <w:t xml:space="preserve"> (</w:t>
+      </w:r>
+      <w:r>
+        <w:rPr>
+          <w:rFonts w:ascii="Times New Roman" w:hAnsi="Times New Roman" w:cs="Times New Roman"/>
+          <w:sz w:val="24"/>
+        </w:rPr>
+        <w:t>e.g.</w:t>
+      </w:r>
+      <w:r>
+        <w:rPr>
+          <w:rFonts w:ascii="Times New Roman" w:hAnsi="Times New Roman" w:cs="Times New Roman"/>
+          <w:sz w:val="24"/>
+        </w:rPr>
+        <w:t xml:space="preserve"> thunder)</w:t>
+      </w:r>
+      <w:r>
+        <w:rPr>
+          <w:rFonts w:ascii="Times New Roman" w:hAnsi="Times New Roman" w:cs="Times New Roman"/>
+          <w:sz w:val="24"/>
+        </w:rPr>
+        <w:t xml:space="preserve"> for our high school’s stage show. By these experience I got </w:t>
+      </w:r>
+      <w:r>
+        <w:rPr>
+          <w:rFonts w:ascii="Times New Roman" w:hAnsi="Times New Roman" w:cs="Times New Roman"/>
+          <w:sz w:val="24"/>
+        </w:rPr>
+        <w:t xml:space="preserve">familiar with </w:t>
+      </w:r>
+      <w:r>
+        <w:rPr>
+          <w:rFonts w:ascii="Times New Roman" w:hAnsi="Times New Roman" w:cs="Times New Roman"/>
+          <w:sz w:val="24"/>
+        </w:rPr>
+        <w:t>music process software such as</w:t>
+      </w:r>
+      <w:r>
+        <w:rPr>
+          <w:rFonts w:ascii="Times New Roman" w:hAnsi="Times New Roman" w:cs="Times New Roman"/>
+          <w:sz w:val="24"/>
+        </w:rPr>
+        <w:t xml:space="preserve"> Adobe Audition an</w:t>
+      </w:r>
+      <w:r>
+        <w:rPr>
+          <w:rFonts w:ascii="Times New Roman" w:hAnsi="Times New Roman" w:cs="Times New Roman"/>
+          <w:sz w:val="24"/>
+        </w:rPr>
+        <w:t xml:space="preserve">d got the experience of how </w:t>
+      </w:r>
+      <w:r>
+        <w:rPr>
+          <w:rFonts w:ascii="Times New Roman" w:hAnsi="Times New Roman" w:cs="Times New Roman"/>
+          <w:sz w:val="24"/>
+        </w:rPr>
+        <w:t>we</w:t>
+      </w:r>
+      <w:r>
+        <w:rPr>
+          <w:rFonts w:ascii="Times New Roman" w:hAnsi="Times New Roman" w:cs="Times New Roman"/>
+          <w:sz w:val="24"/>
+        </w:rPr>
+        <w:t xml:space="preserve"> can</w:t>
+      </w:r>
+      <w:r>
+        <w:rPr>
+          <w:rFonts w:ascii="Times New Roman" w:hAnsi="Times New Roman" w:cs="Times New Roman"/>
+          <w:sz w:val="24"/>
+        </w:rPr>
+        <w:t xml:space="preserve"> use music</w:t>
+      </w:r>
+      <w:r>
+        <w:rPr>
+          <w:rFonts w:ascii="Times New Roman" w:hAnsi="Times New Roman" w:cs="Times New Roman"/>
+          <w:sz w:val="24"/>
+        </w:rPr>
+        <w:t xml:space="preserve"> and sound</w:t>
+      </w:r>
+      <w:r>
+        <w:rPr>
+          <w:rFonts w:ascii="Times New Roman" w:hAnsi="Times New Roman" w:cs="Times New Roman"/>
+          <w:sz w:val="24"/>
+        </w:rPr>
+        <w:t xml:space="preserve"> to enhance the motion we want to convey to the </w:t>
+      </w:r>
+      <w:r>
+        <w:rPr>
+          <w:rFonts w:ascii="Times New Roman" w:hAnsi="Times New Roman" w:cs="Times New Roman"/>
+          <w:sz w:val="24"/>
+        </w:rPr>
+        <w:t>audience</w:t>
+      </w:r>
+      <w:r>
+        <w:rPr>
+          <w:rFonts w:ascii="Times New Roman" w:hAnsi="Times New Roman" w:cs="Times New Roman"/>
+          <w:sz w:val="24"/>
+        </w:rPr>
+        <w:t>.</w:t>
+      </w:r>
+    </w:p>
+    <w:p>
+      <w:pPr>
+        <w:pStyle w:val="a3"/>
+        <w:ind w:left="360" w:firstLineChars="0" w:firstLine="0"/>
+        <w:jc w:val="left"/>
+        <w:rPr>
+          <w:rFonts w:ascii="Times New Roman" w:hAnsi="Times New Roman" w:cs="Times New Roman"/>
+          <w:sz w:val="24"/>
+        </w:rPr>
+      </w:pPr>
+    </w:p>
+    <w:p>
+      <w:pPr>
+        <w:pStyle w:val="a3"/>
+        <w:ind w:left="360" w:firstLineChars="0" w:firstLine="0"/>
+        <w:jc w:val="left"/>
+        <w:rPr>
+          <w:rFonts w:ascii="Times New Roman" w:hAnsi="Times New Roman" w:cs="Times New Roman"/>
+          <w:sz w:val="24"/>
+        </w:rPr>
+      </w:pPr>
+      <w:r>
+        <w:rPr>
+          <w:rFonts w:ascii="Times New Roman" w:hAnsi="Times New Roman" w:cs="Times New Roman" w:hint="eastAsia"/>
+          <w:sz w:val="24"/>
+        </w:rPr>
+        <w:t>Video</w:t>
+      </w:r>
+      <w:r>
+        <w:rPr>
+          <w:rFonts w:ascii="Times New Roman" w:hAnsi="Times New Roman" w:cs="Times New Roman"/>
+          <w:sz w:val="24"/>
+        </w:rPr>
+        <w:t xml:space="preserve"> Link</w:t>
+      </w:r>
+      <w:r>
+        <w:rPr>
+          <w:rFonts w:ascii="Times New Roman" w:hAnsi="Times New Roman" w:cs="Times New Roman" w:hint="eastAsia"/>
+          <w:sz w:val="24"/>
+        </w:rPr>
+        <w:t>:</w:t>
+      </w:r>
+      <w:r>
+        <w:t xml:space="preserve"> </w:t>
+      </w:r>
+      <w:hyperlink r:id="rId8" w:history="1">
+        <w:r>
+          <w:rPr>
+            <w:rStyle w:val="a5"/>
+            <w:rFonts w:ascii="Times New Roman" w:hAnsi="Times New Roman" w:cs="Times New Roman"/>
+            <w:sz w:val="24"/>
+          </w:rPr>
+          <w:t>http://www.tudou.com/programs/view/GwEwLoNfE20/?spm=a2h0k.8191414.GwEwLoNfE20.A</w:t>
+        </w:r>
+      </w:hyperlink>
+    </w:p>
+    <w:p>
+      <w:pPr>
+        <w:jc w:val="left"/>
+        <w:rPr>
+          <w:rFonts w:ascii="Times New Roman" w:hAnsi="Times New Roman" w:cs="Times New Roman"/>
+          <w:sz w:val="24"/>
+        </w:rPr>
+      </w:pPr>
     </w:p>
     <w:p>
       <w:pPr>
@@ -720,40 +1152,235 @@
           <w:numId w:val="1"/>
         </w:numPr>
         <w:ind w:firstLineChars="0"/>
-        <w:rPr>
-          <w:rFonts w:ascii="Times New Roman" w:hAnsi="Times New Roman" w:cs="Times New Roman"/>
-          <w:sz w:val="24"/>
-        </w:rPr>
-      </w:pPr>
-      <w:proofErr w:type="spellStart"/>
-      <w:r>
-        <w:rPr>
-          <w:rFonts w:ascii="Times New Roman" w:hAnsi="Times New Roman" w:cs="Times New Roman"/>
-          <w:sz w:val="24"/>
-        </w:rPr>
-        <w:t>Vocaloid</w:t>
-      </w:r>
-      <w:proofErr w:type="spellEnd"/>
+        <w:jc w:val="left"/>
+        <w:rPr>
+          <w:rFonts w:ascii="Times New Roman" w:hAnsi="Times New Roman" w:cs="Times New Roman" w:hint="eastAsia"/>
+          <w:sz w:val="24"/>
+        </w:rPr>
+      </w:pPr>
+      <w:r>
+        <w:rPr>
+          <w:rFonts w:ascii="Times New Roman" w:hAnsi="Times New Roman" w:cs="Times New Roman" w:hint="eastAsia"/>
+          <w:sz w:val="24"/>
+        </w:rPr>
+        <w:t>Online Judge Client</w:t>
+      </w:r>
     </w:p>
     <w:p>
       <w:pPr>
         <w:pStyle w:val="a3"/>
-        <w:numPr>
-          <w:ilvl w:val="0"/>
-          <w:numId w:val="1"/>
-        </w:numPr>
-        <w:ind w:firstLineChars="0"/>
-        <w:rPr>
-          <w:rFonts w:ascii="Times New Roman" w:hAnsi="Times New Roman" w:cs="Times New Roman"/>
-          <w:sz w:val="24"/>
-        </w:rPr>
-      </w:pPr>
-      <w:r>
-        <w:rPr>
-          <w:rFonts w:ascii="Times New Roman" w:hAnsi="Times New Roman" w:cs="Times New Roman"/>
-          <w:sz w:val="24"/>
-        </w:rPr>
-        <w:t>Games</w:t>
+        <w:ind w:left="360" w:firstLineChars="0" w:firstLine="480"/>
+        <w:rPr>
+          <w:rFonts w:ascii="Times New Roman" w:hAnsi="Times New Roman" w:cs="Times New Roman" w:hint="eastAsia"/>
+          <w:sz w:val="24"/>
+        </w:rPr>
+      </w:pPr>
+      <w:r>
+        <w:rPr>
+          <w:rFonts w:ascii="宋体" w:eastAsia="宋体" w:hAnsi="宋体" w:cs="宋体"/>
+          <w:noProof/>
+          <w:kern w:val="0"/>
+          <w:sz w:val="24"/>
+          <w:szCs w:val="24"/>
+        </w:rPr>
+        <w:drawing>
+          <wp:anchor distT="0" distB="0" distL="114300" distR="114300" simplePos="0" relativeHeight="251660288" behindDoc="1" locked="0" layoutInCell="1" allowOverlap="1" wp14:anchorId="370275C0" wp14:editId="746C1832">
+            <wp:simplePos x="0" y="0"/>
+            <wp:positionH relativeFrom="column">
+              <wp:posOffset>2381250</wp:posOffset>
+            </wp:positionH>
+            <wp:positionV relativeFrom="paragraph">
+              <wp:posOffset>702945</wp:posOffset>
+            </wp:positionV>
+            <wp:extent cx="3775710" cy="2600325"/>
+            <wp:effectExtent l="0" t="0" r="0" b="9525"/>
+            <wp:wrapTight wrapText="bothSides">
+              <wp:wrapPolygon edited="0">
+                <wp:start x="0" y="0"/>
+                <wp:lineTo x="0" y="21521"/>
+                <wp:lineTo x="21469" y="21521"/>
+                <wp:lineTo x="21469" y="0"/>
+                <wp:lineTo x="0" y="0"/>
+              </wp:wrapPolygon>
+            </wp:wrapTight>
+            <wp:docPr id="7" name="图片 7" descr="J:\Users\switchy\AppData\Roaming\Tencent\Users\364443007\QQ\WinTemp\RichOle\A2SP1FG]Z%ZME~{TE04~7)D.jpg"/>
+            <wp:cNvGraphicFramePr>
+              <a:graphicFrameLocks xmlns:a="http://schemas.openxmlformats.org/drawingml/2006/main" noChangeAspect="1"/>
+            </wp:cNvGraphicFramePr>
+            <a:graphic xmlns:a="http://schemas.openxmlformats.org/drawingml/2006/main">
+              <a:graphicData uri="http://schemas.openxmlformats.org/drawingml/2006/picture">
+                <pic:pic xmlns:pic="http://schemas.openxmlformats.org/drawingml/2006/picture">
+                  <pic:nvPicPr>
+                    <pic:cNvPr id="0" name="Picture 9" descr="J:\Users\switchy\AppData\Roaming\Tencent\Users\364443007\QQ\WinTemp\RichOle\A2SP1FG]Z%ZME~{TE04~7)D.jpg"/>
+                    <pic:cNvPicPr>
+                      <a:picLocks noChangeAspect="1" noChangeArrowheads="1"/>
+                    </pic:cNvPicPr>
+                  </pic:nvPicPr>
+                  <pic:blipFill>
+                    <a:blip r:embed="rId9">
+                      <a:extLst>
+                        <a:ext uri="{28A0092B-C50C-407E-A947-70E740481C1C}">
+                          <a14:useLocalDpi xmlns:a14="http://schemas.microsoft.com/office/drawing/2010/main" val="0"/>
+                        </a:ext>
+                      </a:extLst>
+                    </a:blip>
+                    <a:srcRect/>
+                    <a:stretch>
+                      <a:fillRect/>
+                    </a:stretch>
+                  </pic:blipFill>
+                  <pic:spPr bwMode="auto">
+                    <a:xfrm>
+                      <a:off x="0" y="0"/>
+                      <a:ext cx="3775710" cy="2600325"/>
+                    </a:xfrm>
+                    <a:prstGeom prst="rect">
+                      <a:avLst/>
+                    </a:prstGeom>
+                    <a:noFill/>
+                    <a:ln>
+                      <a:noFill/>
+                    </a:ln>
+                  </pic:spPr>
+                </pic:pic>
+              </a:graphicData>
+            </a:graphic>
+            <wp14:sizeRelH relativeFrom="page">
+              <wp14:pctWidth>0</wp14:pctWidth>
+            </wp14:sizeRelH>
+            <wp14:sizeRelV relativeFrom="page">
+              <wp14:pctHeight>0</wp14:pctHeight>
+            </wp14:sizeRelV>
+          </wp:anchor>
+        </w:drawing>
+      </w:r>
+      <w:r>
+        <w:rPr>
+          <w:rFonts w:ascii="Times New Roman" w:hAnsi="Times New Roman" w:cs="Times New Roman"/>
+          <w:sz w:val="24"/>
+        </w:rPr>
+        <w:t>This work is not really creative in interface design</w:t>
+      </w:r>
+      <w:r>
+        <w:rPr>
+          <w:rFonts w:ascii="Times New Roman" w:hAnsi="Times New Roman" w:cs="Times New Roman"/>
+          <w:sz w:val="24"/>
+        </w:rPr>
+        <w:t>, but I really like it in its</w:t>
+      </w:r>
+      <w:r>
+        <w:rPr>
+          <w:rFonts w:ascii="Times New Roman" w:hAnsi="Times New Roman" w:cs="Times New Roman"/>
+          <w:sz w:val="24"/>
+        </w:rPr>
+        <w:t xml:space="preserve"> function</w:t>
+      </w:r>
+      <w:r>
+        <w:rPr>
+          <w:rFonts w:ascii="Times New Roman" w:hAnsi="Times New Roman" w:cs="Times New Roman"/>
+          <w:sz w:val="24"/>
+        </w:rPr>
+        <w:t xml:space="preserve"> design.</w:t>
+      </w:r>
+      <w:r>
+        <w:rPr>
+          <w:rFonts w:ascii="Times New Roman" w:hAnsi="Times New Roman" w:cs="Times New Roman"/>
+          <w:sz w:val="24"/>
+        </w:rPr>
+        <w:t xml:space="preserve"> In my software Engineering class, I as a team leader led a five students group implemented a IDE specially designed for Online Judge Website users.</w:t>
+      </w:r>
+      <w:r>
+        <w:rPr>
+          <w:rFonts w:ascii="Times New Roman" w:hAnsi="Times New Roman" w:cs="Times New Roman"/>
+          <w:sz w:val="24"/>
+        </w:rPr>
+        <w:t xml:space="preserve"> </w:t>
+      </w:r>
+      <w:r>
+        <w:rPr>
+          <w:rFonts w:ascii="Times New Roman" w:hAnsi="Times New Roman" w:cs="Times New Roman"/>
+          <w:sz w:val="24"/>
+        </w:rPr>
+        <w:t>They can use this software view OJ problems, write and run code in different languages, automatically test example input &amp; output, submit your solutions, and even share your questions and codes with other users.</w:t>
+      </w:r>
+      <w:r>
+        <w:rPr>
+          <w:rFonts w:ascii="Times New Roman" w:hAnsi="Times New Roman" w:cs="Times New Roman"/>
+          <w:sz w:val="24"/>
+        </w:rPr>
+        <w:t xml:space="preserve"> I got this idea when we were busy in solving problems in OJ sites every day, and </w:t>
+      </w:r>
+      <w:r>
+        <w:rPr>
+          <w:rFonts w:ascii="Times New Roman" w:hAnsi="Times New Roman" w:cs="Times New Roman"/>
+          <w:sz w:val="24"/>
+        </w:rPr>
+        <w:t xml:space="preserve">my software had </w:t>
+      </w:r>
+      <w:bookmarkStart w:id="0" w:name="_GoBack"/>
+      <w:bookmarkEnd w:id="0"/>
+      <w:r>
+        <w:rPr>
+          <w:rFonts w:ascii="Times New Roman" w:hAnsi="Times New Roman" w:cs="Times New Roman"/>
+          <w:sz w:val="24"/>
+        </w:rPr>
+        <w:t>prov</w:t>
+      </w:r>
+      <w:r>
+        <w:rPr>
+          <w:rFonts w:ascii="Times New Roman" w:hAnsi="Times New Roman" w:cs="Times New Roman"/>
+          <w:sz w:val="24"/>
+        </w:rPr>
+        <w:t xml:space="preserve">ided </w:t>
+      </w:r>
+      <w:r>
+        <w:rPr>
+          <w:rFonts w:ascii="Times New Roman" w:hAnsi="Times New Roman" w:cs="Times New Roman"/>
+          <w:sz w:val="24"/>
+        </w:rPr>
+        <w:t>lot</w:t>
+      </w:r>
+      <w:r>
+        <w:rPr>
+          <w:rFonts w:ascii="Times New Roman" w:hAnsi="Times New Roman" w:cs="Times New Roman"/>
+          <w:sz w:val="24"/>
+        </w:rPr>
+        <w:t>s</w:t>
+      </w:r>
+      <w:r>
+        <w:rPr>
+          <w:rFonts w:ascii="Times New Roman" w:hAnsi="Times New Roman" w:cs="Times New Roman"/>
+          <w:sz w:val="24"/>
+        </w:rPr>
+        <w:t xml:space="preserve"> of convenience</w:t>
+      </w:r>
+      <w:r>
+        <w:rPr>
+          <w:rFonts w:ascii="Times New Roman" w:hAnsi="Times New Roman" w:cs="Times New Roman"/>
+          <w:sz w:val="24"/>
+        </w:rPr>
+        <w:t xml:space="preserve"> to ourselves</w:t>
+      </w:r>
+      <w:r>
+        <w:rPr>
+          <w:rFonts w:ascii="Times New Roman" w:hAnsi="Times New Roman" w:cs="Times New Roman"/>
+          <w:sz w:val="24"/>
+        </w:rPr>
+        <w:t xml:space="preserve"> and </w:t>
+      </w:r>
+      <w:r>
+        <w:rPr>
+          <w:rFonts w:ascii="Times New Roman" w:hAnsi="Times New Roman" w:cs="Times New Roman"/>
+          <w:sz w:val="24"/>
+        </w:rPr>
+        <w:t>has been</w:t>
+      </w:r>
+      <w:r>
+        <w:rPr>
+          <w:rFonts w:ascii="Times New Roman" w:hAnsi="Times New Roman" w:cs="Times New Roman"/>
+          <w:sz w:val="24"/>
+        </w:rPr>
+        <w:t xml:space="preserve"> widely used among students.</w:t>
       </w:r>
     </w:p>
     <w:sectPr>
@@ -1351,6 +1978,28 @@
       <w:jc w:val="both"/>
     </w:pPr>
   </w:style>
+  <w:style w:type="paragraph" w:styleId="1">
+    <w:name w:val="heading 1"/>
+    <w:basedOn w:val="a"/>
+    <w:link w:val="10"/>
+    <w:uiPriority w:val="9"/>
+    <w:qFormat/>
+    <w:rsid w:val="00421A8A"/>
+    <w:pPr>
+      <w:widowControl/>
+      <w:spacing w:before="100" w:beforeAutospacing="1" w:after="100" w:afterAutospacing="1"/>
+      <w:jc w:val="left"/>
+      <w:outlineLvl w:val="0"/>
+    </w:pPr>
+    <w:rPr>
+      <w:rFonts w:ascii="宋体" w:eastAsia="宋体" w:hAnsi="宋体" w:cs="宋体"/>
+      <w:b/>
+      <w:bCs/>
+      <w:kern w:val="36"/>
+      <w:sz w:val="48"/>
+      <w:szCs w:val="48"/>
+    </w:rPr>
+  </w:style>
   <w:style w:type="character" w:default="1" w:styleId="a0">
     <w:name w:val="Default Paragraph Font"/>
     <w:uiPriority w:val="1"/>
@@ -1387,6 +2036,48 @@
     <w:pPr>
       <w:ind w:firstLineChars="200" w:firstLine="420"/>
     </w:pPr>
+  </w:style>
+  <w:style w:type="character" w:styleId="a4">
+    <w:name w:val="Emphasis"/>
+    <w:basedOn w:val="a0"/>
+    <w:uiPriority w:val="20"/>
+    <w:qFormat/>
+    <w:rsid w:val="00135729"/>
+    <w:rPr>
+      <w:i/>
+      <w:iCs/>
+    </w:rPr>
+  </w:style>
+  <w:style w:type="character" w:customStyle="1" w:styleId="apple-converted-space">
+    <w:name w:val="apple-converted-space"/>
+    <w:basedOn w:val="a0"/>
+    <w:rsid w:val="00135729"/>
+  </w:style>
+  <w:style w:type="character" w:styleId="a5">
+    <w:name w:val="Hyperlink"/>
+    <w:basedOn w:val="a0"/>
+    <w:uiPriority w:val="99"/>
+    <w:unhideWhenUsed/>
+    <w:rsid w:val="00D51795"/>
+    <w:rPr>
+      <w:color w:val="0563C1" w:themeColor="hyperlink"/>
+      <w:u w:val="single"/>
+    </w:rPr>
+  </w:style>
+  <w:style w:type="character" w:customStyle="1" w:styleId="10">
+    <w:name w:val="标题 1 字符"/>
+    <w:basedOn w:val="a0"/>
+    <w:link w:val="1"/>
+    <w:uiPriority w:val="9"/>
+    <w:rsid w:val="00421A8A"/>
+    <w:rPr>
+      <w:rFonts w:ascii="宋体" w:eastAsia="宋体" w:hAnsi="宋体" w:cs="宋体"/>
+      <w:b/>
+      <w:bCs/>
+      <w:kern w:val="36"/>
+      <w:sz w:val="48"/>
+      <w:szCs w:val="48"/>
+    </w:rPr>
   </w:style>
 </w:styles>
 </file>
